--- a/backend/src/CongTacDang.Infrastructure/Templates/Word/Mau_02_TuDanhGia.docx
+++ b/backend/src/CongTacDang.Infrastructure/Templates/Word/Mau_02_TuDanhGia.docx
@@ -76,8 +76,23 @@
                 <w:sz w:val="24"/>
               </w:rPr>
               <w:br/>
-              <w:t>{{DEPARTMENT}}</w:t>
             </w:r>
+            <w:sdt>
+              <w:sdtPr>
+                <w:alias w:val="DEPARTMENT"/>
+                <w:tag w:val="DEPARTMENT"/>
+                <w:id w:val="510019"/>
+              </w:sdtPr>
+              <w:sdtContent>
+                <w:r>
+                  <w:rPr>
+                    <w:b/>
+                    <w:sz w:val="24"/>
+                  </w:rPr>
+                  <w:t xml:space="preserve">................</w:t>
+                </w:r>
+              </w:sdtContent>
+            </w:sdt>
           </w:p>
         </w:tc>
         <w:tc>
@@ -196,20 +211,44 @@
         <w:rPr>
           <w:sz w:val="24"/>
         </w:rPr>
-        <w:t>Kỳ đánh giá: Quý {{QUARTER}} / Năm {{YEAR}}</w:t>
+        <w:t xml:space="preserve">Kỳ đánh giá: Quý </w:t>
       </w:r>
-    </w:p>
-    <w:p>
-      <w:pPr>
-        <w:spacing w:after="40" w:line="240" w:lineRule="auto"/>
-        <w:ind w:firstLine="720"/>
-      </w:pPr>
+      <w:sdt>
+        <w:sdtPr>
+          <w:alias w:val="QUARTER"/>
+          <w:tag w:val="QUARTER"/>
+          <w:id w:val="510020"/>
+        </w:sdtPr>
+        <w:sdtContent>
+          <w:r>
+            <w:rPr>
+              <w:sz w:val="24"/>
+            </w:rPr>
+            <w:t xml:space="preserve">...</w:t>
+          </w:r>
+        </w:sdtContent>
+      </w:sdt>
       <w:r>
         <w:rPr>
           <w:sz w:val="24"/>
         </w:rPr>
-        <w:t xml:space="preserve">Họ và tên cán bộ: {{FULL_NAME}}  </w:t>
+        <w:t xml:space="preserve"> / Năm </w:t>
       </w:r>
+      <w:sdt>
+        <w:sdtPr>
+          <w:alias w:val="YEAR"/>
+          <w:tag w:val="YEAR"/>
+          <w:id w:val="510021"/>
+        </w:sdtPr>
+        <w:sdtContent>
+          <w:r>
+            <w:rPr>
+              <w:sz w:val="24"/>
+            </w:rPr>
+            <w:t xml:space="preserve">20...</w:t>
+          </w:r>
+        </w:sdtContent>
+      </w:sdt>
     </w:p>
     <w:p>
       <w:pPr>
@@ -220,19 +259,88 @@
         <w:rPr>
           <w:sz w:val="24"/>
         </w:rPr>
-        <w:t>Chức vụ: {{POSITION}}</w:t>
+        <w:t xml:space="preserve">Họ và tên cán bộ: </w:t>
       </w:r>
-    </w:p>
-    <w:p>
-      <w:pPr>
-        <w:spacing w:after="40" w:line="240" w:lineRule="auto"/>
-        <w:ind w:firstLine="720"/>
-      </w:pPr>
+      <w:sdt>
+        <w:sdtPr>
+          <w:alias w:val="FULL_NAME"/>
+          <w:tag w:val="FULL_NAME"/>
+          <w:id w:val="510022"/>
+        </w:sdtPr>
+        <w:sdtContent>
+          <w:r>
+            <w:rPr>
+              <w:sz w:val="24"/>
+            </w:rPr>
+            <w:t xml:space="preserve">................................</w:t>
+          </w:r>
+        </w:sdtContent>
+      </w:sdt>
       <w:r>
         <w:rPr>
           <w:sz w:val="24"/>
         </w:rPr>
-        <w:t>Đơn vị công tác: {{FULL_NAME}}…</w:t>
+        <w:t xml:space="preserve">  </w:t>
+      </w:r>
+    </w:p>
+    <w:p>
+      <w:pPr>
+        <w:spacing w:after="40" w:line="240" w:lineRule="auto"/>
+        <w:ind w:firstLine="720"/>
+      </w:pPr>
+      <w:r>
+        <w:rPr>
+          <w:sz w:val="24"/>
+        </w:rPr>
+        <w:t xml:space="preserve">Chức vụ: </w:t>
+      </w:r>
+      <w:sdt>
+        <w:sdtPr>
+          <w:alias w:val="POSITION"/>
+          <w:tag w:val="POSITION"/>
+          <w:id w:val="510023"/>
+        </w:sdtPr>
+        <w:sdtContent>
+          <w:r>
+            <w:rPr>
+              <w:sz w:val="24"/>
+            </w:rPr>
+            <w:t xml:space="preserve">................</w:t>
+          </w:r>
+        </w:sdtContent>
+      </w:sdt>
+    </w:p>
+    <w:p>
+      <w:pPr>
+        <w:spacing w:after="40" w:line="240" w:lineRule="auto"/>
+        <w:ind w:firstLine="720"/>
+      </w:pPr>
+      <w:r>
+        <w:rPr>
+          <w:sz w:val="24"/>
+        </w:rPr>
+        <w:t xml:space="preserve">Đơn vị công tác: </w:t>
+      </w:r>
+      <w:sdt>
+        <w:sdtPr>
+          <w:alias w:val="DEPARTMENT"/>
+          <w:tag w:val="DEPARTMENT"/>
+          <w:id w:val="510024"/>
+        </w:sdtPr>
+        <w:sdtContent>
+          <w:r>
+            <w:rPr>
+              <w:sz w:val="24"/>
+            </w:rPr>
+            <w:t xml:space="preserve"/>
+          </w:r>
+        </w:sdtContent>
+      </w:sdt>
+      <w:r>
+        <w:rPr>
+          <w:sz w:val="24"/>
+        </w:rPr>
+        <w:t xml:space="preserve">…</w:t>
       </w:r>
     </w:p>
     <w:p>
@@ -575,243 +683,367 @@
           </w:p>
         </w:tc>
       </w:tr>
-      <w:tr>
-        <w:trPr>
-          <w:cantSplit/>
-          <w:jc w:val="center"/>
-        </w:trPr>
-        <w:tc>
-          <w:tcPr>
-            <w:tcW w:w="1087" w:type="dxa"/>
-            <w:tcMar>
-              <w:top w:w="28" w:type="dxa"/>
-              <w:left w:w="38" w:type="dxa"/>
-              <w:bottom w:w="28" w:type="dxa"/>
-              <w:right w:w="38" w:type="dxa"/>
-            </w:tcMar>
-            <w:vAlign w:val="center"/>
-          </w:tcPr>
-          <w:p>
-            <w:r>
-              <w:rPr>
-                <w:rFonts w:ascii="Times New Roman" w:hAnsi="Times New Roman"/>
-                <w:sz w:val="20"/>
-              </w:rPr>
-              <w:t>{{T_STT}}</w:t>
-            </w:r>
-          </w:p>
-        </w:tc>
-        <w:tc>
-          <w:tcPr>
-            <w:tcW w:w="2072" w:type="dxa"/>
-            <w:tcMar>
-              <w:top w:w="28" w:type="dxa"/>
-              <w:left w:w="38" w:type="dxa"/>
-              <w:bottom w:w="28" w:type="dxa"/>
-              <w:right w:w="38" w:type="dxa"/>
-            </w:tcMar>
-            <w:vAlign w:val="center"/>
-          </w:tcPr>
-          <w:p>
-            <w:r>
-              <w:rPr>
-                <w:rFonts w:ascii="Times New Roman" w:hAnsi="Times New Roman"/>
-                <w:sz w:val="20"/>
-              </w:rPr>
-              <w:t>{{T_NAME}}</w:t>
-            </w:r>
-          </w:p>
-        </w:tc>
-        <w:tc>
-          <w:tcPr>
-            <w:tcW w:w="1243" w:type="dxa"/>
-            <w:tcMar>
-              <w:top w:w="28" w:type="dxa"/>
-              <w:left w:w="38" w:type="dxa"/>
-              <w:bottom w:w="28" w:type="dxa"/>
-              <w:right w:w="38" w:type="dxa"/>
-            </w:tcMar>
-            <w:vAlign w:val="center"/>
-          </w:tcPr>
-          <w:p>
-            <w:r>
-              <w:rPr>
-                <w:rFonts w:ascii="Times New Roman" w:hAnsi="Times New Roman"/>
-                <w:sz w:val="20"/>
-              </w:rPr>
-              <w:t>{{T_WEIGHT}}</w:t>
-            </w:r>
-          </w:p>
-        </w:tc>
-        <w:tc>
-          <w:tcPr>
-            <w:tcW w:w="1243" w:type="dxa"/>
-            <w:tcMar>
-              <w:top w:w="28" w:type="dxa"/>
-              <w:left w:w="38" w:type="dxa"/>
-              <w:bottom w:w="28" w:type="dxa"/>
-              <w:right w:w="38" w:type="dxa"/>
-            </w:tcMar>
-            <w:vAlign w:val="center"/>
-          </w:tcPr>
-          <w:p>
-            <w:r>
-              <w:rPr>
-                <w:rFonts w:ascii="Times New Roman" w:hAnsi="Times New Roman"/>
-                <w:sz w:val="20"/>
-              </w:rPr>
-              <w:t>{{T_A}}</w:t>
-            </w:r>
-          </w:p>
-        </w:tc>
-        <w:tc>
-          <w:tcPr>
-            <w:tcW w:w="1243" w:type="dxa"/>
-            <w:tcMar>
-              <w:top w:w="28" w:type="dxa"/>
-              <w:left w:w="38" w:type="dxa"/>
-              <w:bottom w:w="28" w:type="dxa"/>
-              <w:right w:w="38" w:type="dxa"/>
-            </w:tcMar>
-            <w:vAlign w:val="center"/>
-          </w:tcPr>
-          <w:p>
-            <w:r>
-              <w:rPr>
-                <w:rFonts w:ascii="Times New Roman" w:hAnsi="Times New Roman"/>
-                <w:sz w:val="20"/>
-              </w:rPr>
-              <w:t>{{T_B}}</w:t>
-            </w:r>
-          </w:p>
-        </w:tc>
-        <w:tc>
-          <w:tcPr>
-            <w:tcW w:w="1243" w:type="dxa"/>
-            <w:tcMar>
-              <w:top w:w="28" w:type="dxa"/>
-              <w:left w:w="38" w:type="dxa"/>
-              <w:bottom w:w="28" w:type="dxa"/>
-              <w:right w:w="38" w:type="dxa"/>
-            </w:tcMar>
-            <w:vAlign w:val="center"/>
-          </w:tcPr>
-          <w:p>
-            <w:r>
-              <w:rPr>
-                <w:rFonts w:ascii="Times New Roman" w:hAnsi="Times New Roman"/>
-                <w:sz w:val="20"/>
-              </w:rPr>
-              <w:t>{{T_C}}</w:t>
-            </w:r>
-          </w:p>
-        </w:tc>
-        <w:tc>
-          <w:tcPr>
-            <w:tcW w:w="1243" w:type="dxa"/>
-            <w:tcMar>
-              <w:top w:w="28" w:type="dxa"/>
-              <w:left w:w="38" w:type="dxa"/>
-              <w:bottom w:w="28" w:type="dxa"/>
-              <w:right w:w="38" w:type="dxa"/>
-            </w:tcMar>
-            <w:vAlign w:val="center"/>
-          </w:tcPr>
-          <w:p>
-            <w:r>
-              <w:rPr>
-                <w:rFonts w:ascii="Times New Roman" w:hAnsi="Times New Roman"/>
-                <w:sz w:val="20"/>
-              </w:rPr>
-              <w:t>{{T_D}}</w:t>
-            </w:r>
-          </w:p>
-        </w:tc>
-        <w:tc>
-          <w:tcPr>
-            <w:tcW w:w="1243" w:type="dxa"/>
-            <w:tcMar>
-              <w:top w:w="28" w:type="dxa"/>
-              <w:left w:w="38" w:type="dxa"/>
-              <w:bottom w:w="28" w:type="dxa"/>
-              <w:right w:w="38" w:type="dxa"/>
-            </w:tcMar>
-            <w:vAlign w:val="center"/>
-          </w:tcPr>
-          <w:p>
-            <w:r>
-              <w:rPr>
-                <w:rFonts w:ascii="Times New Roman" w:hAnsi="Times New Roman"/>
-                <w:sz w:val="20"/>
-              </w:rPr>
-              <w:t>{{T_RESULT_PCT}}</w:t>
-            </w:r>
-          </w:p>
-        </w:tc>
-        <w:tc>
-          <w:tcPr>
-            <w:tcW w:w="1243" w:type="dxa"/>
-            <w:tcMar>
-              <w:top w:w="28" w:type="dxa"/>
-              <w:left w:w="38" w:type="dxa"/>
-              <w:bottom w:w="28" w:type="dxa"/>
-              <w:right w:w="38" w:type="dxa"/>
-            </w:tcMar>
-            <w:vAlign w:val="center"/>
-          </w:tcPr>
-          <w:p>
-            <w:r>
-              <w:rPr>
-                <w:rFonts w:ascii="Times New Roman" w:hAnsi="Times New Roman"/>
-                <w:sz w:val="20"/>
-              </w:rPr>
-              <w:t>{{T_SCORE}}</w:t>
-            </w:r>
-          </w:p>
-        </w:tc>
-        <w:tc>
-          <w:tcPr>
-            <w:tcW w:w="1243" w:type="dxa"/>
-            <w:tcMar>
-              <w:top w:w="28" w:type="dxa"/>
-              <w:left w:w="38" w:type="dxa"/>
-              <w:bottom w:w="28" w:type="dxa"/>
-              <w:right w:w="38" w:type="dxa"/>
-            </w:tcMar>
-            <w:vAlign w:val="center"/>
-          </w:tcPr>
-          <w:p>
-            <w:r>
-              <w:rPr>
-                <w:rFonts w:ascii="Times New Roman" w:hAnsi="Times New Roman"/>
-                <w:sz w:val="20"/>
-              </w:rPr>
-              <w:t>{{T_EXCEED}}</w:t>
-            </w:r>
-          </w:p>
-        </w:tc>
-        <w:tc>
-          <w:tcPr>
-            <w:tcW w:w="2295" w:type="dxa"/>
-            <w:tcMar>
-              <w:top w:w="28" w:type="dxa"/>
-              <w:left w:w="38" w:type="dxa"/>
-              <w:bottom w:w="28" w:type="dxa"/>
-              <w:right w:w="38" w:type="dxa"/>
-            </w:tcMar>
-            <w:vAlign w:val="center"/>
-          </w:tcPr>
-          <w:p>
-            <w:r>
-              <w:rPr>
-                <w:rFonts w:ascii="Times New Roman" w:hAnsi="Times New Roman"/>
-                <w:sz w:val="20"/>
-              </w:rPr>
-              <w:t>{{T_EVIDENCE}}</w:t>
-            </w:r>
-          </w:p>
-        </w:tc>
-      </w:tr>
+      <w:sdt>
+        <w:sdtPr>
+          <w:alias w:val="repeat:TASKS"/>
+          <w:tag w:val="repeat:TASKS"/>
+          <w:id w:val="510037"/>
+        </w:sdtPr>
+        <w:sdtContent>
+          <w:tr>
+            <w:trPr>
+              <w:cantSplit/>
+              <w:jc w:val="center"/>
+            </w:trPr>
+            <w:tc>
+              <w:tcPr>
+                <w:tcW w:w="1087" w:type="dxa"/>
+                <w:tcMar>
+                  <w:top w:w="28" w:type="dxa"/>
+                  <w:left w:w="38" w:type="dxa"/>
+                  <w:bottom w:w="28" w:type="dxa"/>
+                  <w:right w:w="38" w:type="dxa"/>
+                </w:tcMar>
+                <w:vAlign w:val="center"/>
+              </w:tcPr>
+              <w:p>
+                <w:sdt>
+                  <w:sdtPr>
+                    <w:alias w:val="T_STT"/>
+                    <w:tag w:val="T_STT"/>
+                    <w:id w:val="510025"/>
+                  </w:sdtPr>
+                  <w:sdtContent>
+                    <w:r>
+                      <w:rPr>
+                        <w:rFonts w:ascii="Times New Roman" w:hAnsi="Times New Roman"/>
+                        <w:sz w:val="20"/>
+                      </w:rPr>
+                      <w:t xml:space="preserve">«T_STT»</w:t>
+                    </w:r>
+                  </w:sdtContent>
+                </w:sdt>
+              </w:p>
+            </w:tc>
+            <w:tc>
+              <w:tcPr>
+                <w:tcW w:w="2072" w:type="dxa"/>
+                <w:tcMar>
+                  <w:top w:w="28" w:type="dxa"/>
+                  <w:left w:w="38" w:type="dxa"/>
+                  <w:bottom w:w="28" w:type="dxa"/>
+                  <w:right w:w="38" w:type="dxa"/>
+                </w:tcMar>
+                <w:vAlign w:val="center"/>
+              </w:tcPr>
+              <w:p>
+                <w:sdt>
+                  <w:sdtPr>
+                    <w:alias w:val="T_NAME"/>
+                    <w:tag w:val="T_NAME"/>
+                    <w:id w:val="510026"/>
+                  </w:sdtPr>
+                  <w:sdtContent>
+                    <w:r>
+                      <w:rPr>
+                        <w:rFonts w:ascii="Times New Roman" w:hAnsi="Times New Roman"/>
+                        <w:sz w:val="20"/>
+                      </w:rPr>
+                      <w:t xml:space="preserve">«T_NAME»</w:t>
+                    </w:r>
+                  </w:sdtContent>
+                </w:sdt>
+              </w:p>
+            </w:tc>
+            <w:tc>
+              <w:tcPr>
+                <w:tcW w:w="1243" w:type="dxa"/>
+                <w:tcMar>
+                  <w:top w:w="28" w:type="dxa"/>
+                  <w:left w:w="38" w:type="dxa"/>
+                  <w:bottom w:w="28" w:type="dxa"/>
+                  <w:right w:w="38" w:type="dxa"/>
+                </w:tcMar>
+                <w:vAlign w:val="center"/>
+              </w:tcPr>
+              <w:p>
+                <w:sdt>
+                  <w:sdtPr>
+                    <w:alias w:val="T_WEIGHT"/>
+                    <w:tag w:val="T_WEIGHT"/>
+                    <w:id w:val="510027"/>
+                  </w:sdtPr>
+                  <w:sdtContent>
+                    <w:r>
+                      <w:rPr>
+                        <w:rFonts w:ascii="Times New Roman" w:hAnsi="Times New Roman"/>
+                        <w:sz w:val="20"/>
+                      </w:rPr>
+                      <w:t xml:space="preserve">«T_WEIGHT»</w:t>
+                    </w:r>
+                  </w:sdtContent>
+                </w:sdt>
+              </w:p>
+            </w:tc>
+            <w:tc>
+              <w:tcPr>
+                <w:tcW w:w="1243" w:type="dxa"/>
+                <w:tcMar>
+                  <w:top w:w="28" w:type="dxa"/>
+                  <w:left w:w="38" w:type="dxa"/>
+                  <w:bottom w:w="28" w:type="dxa"/>
+                  <w:right w:w="38" w:type="dxa"/>
+                </w:tcMar>
+                <w:vAlign w:val="center"/>
+              </w:tcPr>
+              <w:p>
+                <w:sdt>
+                  <w:sdtPr>
+                    <w:alias w:val="T_A"/>
+                    <w:tag w:val="T_A"/>
+                    <w:id w:val="510028"/>
+                  </w:sdtPr>
+                  <w:sdtContent>
+                    <w:r>
+                      <w:rPr>
+                        <w:rFonts w:ascii="Times New Roman" w:hAnsi="Times New Roman"/>
+                        <w:sz w:val="20"/>
+                      </w:rPr>
+                      <w:t xml:space="preserve">«T_A»</w:t>
+                    </w:r>
+                  </w:sdtContent>
+                </w:sdt>
+              </w:p>
+            </w:tc>
+            <w:tc>
+              <w:tcPr>
+                <w:tcW w:w="1243" w:type="dxa"/>
+                <w:tcMar>
+                  <w:top w:w="28" w:type="dxa"/>
+                  <w:left w:w="38" w:type="dxa"/>
+                  <w:bottom w:w="28" w:type="dxa"/>
+                  <w:right w:w="38" w:type="dxa"/>
+                </w:tcMar>
+                <w:vAlign w:val="center"/>
+              </w:tcPr>
+              <w:p>
+                <w:sdt>
+                  <w:sdtPr>
+                    <w:alias w:val="T_B"/>
+                    <w:tag w:val="T_B"/>
+                    <w:id w:val="510029"/>
+                  </w:sdtPr>
+                  <w:sdtContent>
+                    <w:r>
+                      <w:rPr>
+                        <w:rFonts w:ascii="Times New Roman" w:hAnsi="Times New Roman"/>
+                        <w:sz w:val="20"/>
+                      </w:rPr>
+                      <w:t xml:space="preserve">«T_B»</w:t>
+                    </w:r>
+                  </w:sdtContent>
+                </w:sdt>
+              </w:p>
+            </w:tc>
+            <w:tc>
+              <w:tcPr>
+                <w:tcW w:w="1243" w:type="dxa"/>
+                <w:tcMar>
+                  <w:top w:w="28" w:type="dxa"/>
+                  <w:left w:w="38" w:type="dxa"/>
+                  <w:bottom w:w="28" w:type="dxa"/>
+                  <w:right w:w="38" w:type="dxa"/>
+                </w:tcMar>
+                <w:vAlign w:val="center"/>
+              </w:tcPr>
+              <w:p>
+                <w:sdt>
+                  <w:sdtPr>
+                    <w:alias w:val="T_C"/>
+                    <w:tag w:val="T_C"/>
+                    <w:id w:val="510030"/>
+                  </w:sdtPr>
+                  <w:sdtContent>
+                    <w:r>
+                      <w:rPr>
+                        <w:rFonts w:ascii="Times New Roman" w:hAnsi="Times New Roman"/>
+                        <w:sz w:val="20"/>
+                      </w:rPr>
+                      <w:t xml:space="preserve">«T_C»</w:t>
+                    </w:r>
+                  </w:sdtContent>
+                </w:sdt>
+              </w:p>
+            </w:tc>
+            <w:tc>
+              <w:tcPr>
+                <w:tcW w:w="1243" w:type="dxa"/>
+                <w:tcMar>
+                  <w:top w:w="28" w:type="dxa"/>
+                  <w:left w:w="38" w:type="dxa"/>
+                  <w:bottom w:w="28" w:type="dxa"/>
+                  <w:right w:w="38" w:type="dxa"/>
+                </w:tcMar>
+                <w:vAlign w:val="center"/>
+              </w:tcPr>
+              <w:p>
+                <w:sdt>
+                  <w:sdtPr>
+                    <w:alias w:val="T_D"/>
+                    <w:tag w:val="T_D"/>
+                    <w:id w:val="510031"/>
+                  </w:sdtPr>
+                  <w:sdtContent>
+                    <w:r>
+                      <w:rPr>
+                        <w:rFonts w:ascii="Times New Roman" w:hAnsi="Times New Roman"/>
+                        <w:sz w:val="20"/>
+                      </w:rPr>
+                      <w:t xml:space="preserve">«T_D»</w:t>
+                    </w:r>
+                  </w:sdtContent>
+                </w:sdt>
+              </w:p>
+            </w:tc>
+            <w:tc>
+              <w:tcPr>
+                <w:tcW w:w="1243" w:type="dxa"/>
+                <w:tcMar>
+                  <w:top w:w="28" w:type="dxa"/>
+                  <w:left w:w="38" w:type="dxa"/>
+                  <w:bottom w:w="28" w:type="dxa"/>
+                  <w:right w:w="38" w:type="dxa"/>
+                </w:tcMar>
+                <w:vAlign w:val="center"/>
+              </w:tcPr>
+              <w:p>
+                <w:sdt>
+                  <w:sdtPr>
+                    <w:alias w:val="T_RESULT_PCT"/>
+                    <w:tag w:val="T_RESULT_PCT"/>
+                    <w:id w:val="510032"/>
+                  </w:sdtPr>
+                  <w:sdtContent>
+                    <w:r>
+                      <w:rPr>
+                        <w:rFonts w:ascii="Times New Roman" w:hAnsi="Times New Roman"/>
+                        <w:sz w:val="20"/>
+                      </w:rPr>
+                      <w:t xml:space="preserve">«T_RESULT_PCT»</w:t>
+                    </w:r>
+                  </w:sdtContent>
+                </w:sdt>
+              </w:p>
+            </w:tc>
+            <w:tc>
+              <w:tcPr>
+                <w:tcW w:w="1243" w:type="dxa"/>
+                <w:tcMar>
+                  <w:top w:w="28" w:type="dxa"/>
+                  <w:left w:w="38" w:type="dxa"/>
+                  <w:bottom w:w="28" w:type="dxa"/>
+                  <w:right w:w="38" w:type="dxa"/>
+                </w:tcMar>
+                <w:vAlign w:val="center"/>
+              </w:tcPr>
+              <w:p>
+                <w:sdt>
+                  <w:sdtPr>
+                    <w:alias w:val="T_SCORE"/>
+                    <w:tag w:val="T_SCORE"/>
+                    <w:id w:val="510033"/>
+                  </w:sdtPr>
+                  <w:sdtContent>
+                    <w:r>
+                      <w:rPr>
+                        <w:rFonts w:ascii="Times New Roman" w:hAnsi="Times New Roman"/>
+                        <w:sz w:val="20"/>
+                      </w:rPr>
+                      <w:t xml:space="preserve">«T_SCORE»</w:t>
+                    </w:r>
+                  </w:sdtContent>
+                </w:sdt>
+              </w:p>
+            </w:tc>
+            <w:tc>
+              <w:tcPr>
+                <w:tcW w:w="1243" w:type="dxa"/>
+                <w:tcMar>
+                  <w:top w:w="28" w:type="dxa"/>
+                  <w:left w:w="38" w:type="dxa"/>
+                  <w:bottom w:w="28" w:type="dxa"/>
+                  <w:right w:w="38" w:type="dxa"/>
+                </w:tcMar>
+                <w:vAlign w:val="center"/>
+              </w:tcPr>
+              <w:p>
+                <w:sdt>
+                  <w:sdtPr>
+                    <w:alias w:val="if:T_IS_EXCEED"/>
+                    <w:tag w:val="if:T_IS_EXCEED"/>
+                    <w:id w:val="510034"/>
+                  </w:sdtPr>
+                  <w:sdtContent>
+                    <w:r>
+                      <w:rPr>
+                        <w:rFonts w:ascii="Times New Roman" w:hAnsi="Times New Roman"/>
+                        <w:sz w:val="20"/>
+                      </w:rPr>
+                      <w:t xml:space="preserve">Đạt vượt chuẩn</w:t>
+                    </w:r>
+                  </w:sdtContent>
+                </w:sdt>
+                <w:sdt>
+                  <w:sdtPr>
+                    <w:alias w:val="ifnot:T_IS_EXCEED"/>
+                    <w:tag w:val="ifnot:T_IS_EXCEED"/>
+                    <w:id w:val="510035"/>
+                  </w:sdtPr>
+                  <w:sdtContent>
+                    <w:r>
+                      <w:rPr>
+                        <w:rFonts w:ascii="Times New Roman" w:hAnsi="Times New Roman"/>
+                        <w:sz w:val="20"/>
+                      </w:rPr>
+                      <w:t xml:space="preserve">-</w:t>
+                    </w:r>
+                  </w:sdtContent>
+                </w:sdt>
+              </w:p>
+            </w:tc>
+            <w:tc>
+              <w:tcPr>
+                <w:tcW w:w="2295" w:type="dxa"/>
+                <w:tcMar>
+                  <w:top w:w="28" w:type="dxa"/>
+                  <w:left w:w="38" w:type="dxa"/>
+                  <w:bottom w:w="28" w:type="dxa"/>
+                  <w:right w:w="38" w:type="dxa"/>
+                </w:tcMar>
+                <w:vAlign w:val="center"/>
+              </w:tcPr>
+              <w:p>
+                <w:sdt>
+                  <w:sdtPr>
+                    <w:alias w:val="T_EVIDENCE"/>
+                    <w:tag w:val="T_EVIDENCE"/>
+                    <w:id w:val="510036"/>
+                  </w:sdtPr>
+                  <w:sdtContent>
+                    <w:r>
+                      <w:rPr>
+                        <w:rFonts w:ascii="Times New Roman" w:hAnsi="Times New Roman"/>
+                        <w:sz w:val="20"/>
+                      </w:rPr>
+                      <w:t xml:space="preserve">Hồ sơ thực tế</w:t>
+                    </w:r>
+                  </w:sdtContent>
+                </w:sdt>
+              </w:p>
+            </w:tc>
+          </w:tr>
+        </w:sdtContent>
+      </w:sdt>
       <w:tr>
         <w:trPr>
           <w:cantSplit/>

--- a/backend/src/CongTacDang.Infrastructure/Templates/Word/Mau_02_TuDanhGia.docx
+++ b/backend/src/CongTacDang.Infrastructure/Templates/Word/Mau_02_TuDanhGia.docx
@@ -63,13 +63,22 @@
               <w:spacing w:after="0" w:line="240" w:lineRule="auto"/>
               <w:jc w:val="center"/>
             </w:pPr>
-            <w:r>
-              <w:rPr>
-                <w:b/>
-                <w:sz w:val="24"/>
-              </w:rPr>
-              <w:t>CƠ QUAN QUẢN LÝ CẤP TRÊN</w:t>
-            </w:r>
+            <w:sdt>
+              <w:sdtPr>
+                <w:alias w:val="ORG_COMPANY_NAME_UPPER"/>
+                <w:tag w:val="ORG_COMPANY_NAME_UPPER"/>
+                <w:id w:val="531003"/>
+              </w:sdtPr>
+              <w:sdtContent>
+                <w:r>
+                  <w:rPr>
+                    <w:b/>
+                    <w:sz w:val="24"/>
+                  </w:rPr>
+                  <w:t>CƠ QUAN QUẢN LÝ CẤP TRÊN</w:t>
+                </w:r>
+              </w:sdtContent>
+            </w:sdt>
             <w:r>
               <w:rPr>
                 <w:b/>
@@ -134,12 +143,28 @@
               </w:rPr>
               <w:br/>
             </w:r>
+            <w:sdt>
+              <w:sdtPr>
+                <w:alias w:val="ORG_LOCATION"/>
+                <w:tag w:val="ORG_LOCATION"/>
+                <w:id w:val="531004"/>
+              </w:sdtPr>
+              <w:sdtContent>
+                <w:r>
+                  <w:rPr>
+                    <w:bCs/>
+                    <w:sz w:val="24"/>
+                  </w:rPr>
+                  <w:t>……</w:t>
+                </w:r>
+              </w:sdtContent>
+            </w:sdt>
             <w:r>
               <w:rPr>
                 <w:bCs/>
                 <w:sz w:val="24"/>
               </w:rPr>
-              <w:t>……, ngày …… tháng …… năm 20…</w:t>
+              <w:t xml:space="preserve">, ngày …… tháng …… năm 20…</w:t>
             </w:r>
           </w:p>
         </w:tc>

--- a/backend/src/CongTacDang.Infrastructure/Templates/Word/Mau_02_TuDanhGia.docx
+++ b/backend/src/CongTacDang.Infrastructure/Templates/Word/Mau_02_TuDanhGia.docx
@@ -164,8 +164,24 @@
                 <w:bCs/>
                 <w:sz w:val="24"/>
               </w:rPr>
-              <w:t xml:space="preserve">, ngày …… tháng …… năm 20…</w:t>
+              <w:t xml:space="preserve">, </w:t>
             </w:r>
+            <w:sdt>
+              <w:sdtPr>
+                <w:alias w:val="DATE_LINE"/>
+                <w:tag w:val="DATE_LINE"/>
+                <w:id w:val="900001"/>
+              </w:sdtPr>
+              <w:sdtContent>
+                <w:r>
+                  <w:rPr>
+                    <w:bCs/>
+                    <w:sz w:val="24"/>
+                  </w:rPr>
+                  <w:t xml:space="preserve">ngày …… tháng …… năm 20…</w:t>
+                </w:r>
+              </w:sdtContent>
+            </w:sdt>
           </w:p>
         </w:tc>
       </w:tr>

--- a/backend/src/CongTacDang.Infrastructure/Templates/Word/Mau_02_TuDanhGia.docx
+++ b/backend/src/CongTacDang.Infrastructure/Templates/Word/Mau_02_TuDanhGia.docx
@@ -1268,11 +1268,26 @@
               <w:spacing w:after="0" w:line="228" w:lineRule="auto"/>
               <w:jc w:val="center"/>
             </w:pPr>
+            <w:sdt>
+              <w:sdtPr>
+                <w:alias w:val="TOTAL_SCORE"/>
+                <w:tag w:val="TOTAL_SCORE"/>
+                <w:id w:val="510090"/>
+              </w:sdtPr>
+              <w:sdtContent>
+                <w:r>
+                  <w:rPr>
+                    <w:sz w:val="16"/>
+                  </w:rPr>
+                  <w:t>…</w:t>
+                </w:r>
+              </w:sdtContent>
+            </w:sdt>
             <w:r>
               <w:rPr>
                 <w:sz w:val="16"/>
               </w:rPr>
-              <w:t>… / 70,0</w:t>
+              <w:t xml:space="preserve"> / 70,0</w:t>
             </w:r>
           </w:p>
         </w:tc>
@@ -1292,11 +1307,26 @@
               <w:spacing w:after="0" w:line="228" w:lineRule="auto"/>
               <w:jc w:val="center"/>
             </w:pPr>
+            <w:sdt>
+              <w:sdtPr>
+                <w:alias w:val="EXCEED_COUNT"/>
+                <w:tag w:val="EXCEED_COUNT"/>
+                <w:id w:val="510091"/>
+              </w:sdtPr>
+              <w:sdtContent>
+                <w:r>
+                  <w:rPr>
+                    <w:sz w:val="16"/>
+                  </w:rPr>
+                  <w:t>…</w:t>
+                </w:r>
+              </w:sdtContent>
+            </w:sdt>
             <w:r>
               <w:rPr>
                 <w:sz w:val="16"/>
               </w:rPr>
-              <w:t>… SP</w:t>
+              <w:t xml:space="preserve"> SP</w:t>
             </w:r>
           </w:p>
         </w:tc>
